--- a/rapports/16_02_2026/DIAKHOU/coh_EQ7_sup_013202020009.docx
+++ b/rapports/16_02_2026/DIAKHOU/coh_EQ7_sup_013202020009.docx
@@ -25,7 +25,7 @@
         <w:br/>
         <w:t>Grappe: 013202020009</w:t>
         <w:br/>
-        <w:t>Date: 16/02/2026 a 12:41</w:t>
+        <w:t>Date: 16/02/2026 a 12:58</w:t>
       </w:r>
     </w:p>
     <w:p/>
@@ -1758,7 +1758,7 @@
         </w:rPr>
         <w:t xml:space="preserve">- Cette entreprise Arachide grille ,bonbon et divers dit avoir obtenu une valeur sur les marchandises vendu en etat et les marchandises vendu après transformation. L'entreprise Arachide grille ,bonbon et divers est généralement une entreprise commerciale ou de service dont elle ne depense pas en achat de matières premières.Elle ne transforme pas de produit donc ne peut pas obtenir un montant sur la vente des produits transformés (10.48 ou 10.49). Prière de mettre 0 pour ces questions si elles ne font pas de transformation. </w:t>
         <w:br/>
-        <w:t>- Peu plausible! la valeur actuelle déclarée en s10q40 pour Entrepreneur  en bâtiment semble trop petite ou trop élevée. Veuillez, s'il vous plaît, confirmer cette information avec le QG ou la corriger.</w:t>
+        <w:t>- Peu plausible! la valeur actuelle déclarée en s10q40 pour Entrepreneur  en bâtiment semble trop petite ou trop élevée. Veuillez, s'il vous plaît, confirmer cette information avec le QG ou la corriger. Le salaire qu'une personne de cette catégorie (10.62) a travaillé(e) dans cette entreprise Entrepreneur  en bâtiment est élevé ou faible. Prière de confirmer cette information avec le QG ou de corriger.</w:t>
       </w:r>
     </w:p>
     <w:p>

--- a/rapports/16_02_2026/DIAKHOU/coh_EQ7_sup_013202020009.docx
+++ b/rapports/16_02_2026/DIAKHOU/coh_EQ7_sup_013202020009.docx
@@ -25,7 +25,7 @@
         <w:br/>
         <w:t>Grappe: 013202020009</w:t>
         <w:br/>
-        <w:t>Date: 16/02/2026 a 12:58</w:t>
+        <w:t>Date: 16/02/2026 a 13:06</w:t>
       </w:r>
     </w:p>
     <w:p/>
@@ -188,38 +188,6 @@
                 <w:color w:val="FFFFFF"/>
               </w:rPr>
               <w:t>Nb erreurs</w:t>
-            </w:r>
-          </w:p>
-        </w:tc>
-      </w:tr>
-      <w:tr>
-        <w:tc>
-          <w:tcPr>
-            <w:tcW w:type="dxa" w:w="3324"/>
-          </w:tcPr>
-          <w:p>
-            <w:r>
-              <w:t>Section0</w:t>
-            </w:r>
-          </w:p>
-        </w:tc>
-        <w:tc>
-          <w:tcPr>
-            <w:tcW w:type="dxa" w:w="3324"/>
-          </w:tcPr>
-          <w:p>
-            <w:r>
-              <w:t>Identification et renseignements de controle</w:t>
-            </w:r>
-          </w:p>
-        </w:tc>
-        <w:tc>
-          <w:tcPr>
-            <w:tcW w:type="dxa" w:w="3324"/>
-          </w:tcPr>
-          <w:p>
-            <w:r>
-              <w:t>12</w:t>
             </w:r>
           </w:p>
         </w:tc>
@@ -508,6 +476,38 @@
           <w:p>
             <w:r>
               <w:t>9</w:t>
+            </w:r>
+          </w:p>
+        </w:tc>
+      </w:tr>
+      <w:tr>
+        <w:tc>
+          <w:tcPr>
+            <w:tcW w:type="dxa" w:w="3324"/>
+          </w:tcPr>
+          <w:p>
+            <w:r>
+              <w:t>Section11</w:t>
+            </w:r>
+          </w:p>
+        </w:tc>
+        <w:tc>
+          <w:tcPr>
+            <w:tcW w:type="dxa" w:w="3324"/>
+          </w:tcPr>
+          <w:p>
+            <w:r>
+              <w:t>Caracteristiques logement</w:t>
+            </w:r>
+          </w:p>
+        </w:tc>
+        <w:tc>
+          <w:tcPr>
+            <w:tcW w:type="dxa" w:w="3324"/>
+          </w:tcPr>
+          <w:p>
+            <w:r>
+              <w:t>8</w:t>
             </w:r>
           </w:p>
         </w:tc>
@@ -839,27 +839,6 @@
           <w:color w:val="4672C4"/>
           <w:sz w:val="22"/>
         </w:rPr>
-        <w:t>&gt;&gt; Section0 - Identification et renseignements de controle</w:t>
-      </w:r>
-    </w:p>
-    <w:p>
-      <w:pPr>
-        <w:ind w:left="283"/>
-      </w:pPr>
-      <w:r>
-        <w:rPr>
-          <w:sz w:val="20"/>
-        </w:rPr>
-        <w:t>- Vous avez declaré que le questionnaire est complètement fini mais le questionnaire est en statut partiel, prière de mettre le questionnaire en statut complet s'il est fini.</w:t>
-      </w:r>
-    </w:p>
-    <w:p>
-      <w:r>
-        <w:rPr>
-          <w:b/>
-          <w:color w:val="4672C4"/>
-          <w:sz w:val="22"/>
-        </w:rPr>
         <w:t>&gt;&gt; Section1 - Caracteristiques des membres</w:t>
       </w:r>
     </w:p>
@@ -1035,7 +1014,7 @@
         <w:rPr>
           <w:sz w:val="20"/>
         </w:rPr>
-        <w:t>- Attention ! Le prix unitaire d'achat (200 Fcfa) de Tomate fraîche en Sachets (Petit) est relativement élevé par rapport aux autres prix observés dans cette zone. Prière de corriger ou de confirmer avec le QG. Attention ! Le prix unitaire d'achat (2000 Fcfa) de Niébé/Haricots secs en Kg (taille unique) est relativement élevé par rapport aux autres prix observés dans cette zone. Prière de corriger ou de confirmer avec le QG. Attention ! Le prix unitaire d'achat (350 Fcfa) de Riz importé parfumé en Kg (taille unique) est relativement faible par rapport aux autres prix observés dans cette zone. Prière de corriger ou de confirmer avec le QG. Attention ! Le prix unitaire d'achat (50 Fcfa) de Piment frais en Sachets (Petit) est relativement faible par rapport aux autres prix observés dans cette zone. Prière de corriger ou de confirmer avec le QG. Avertissement!! La quantité (5 litre) du produit Huile de soja  consommée  par le ménage semble très élevé, prière de corriger ou confirmer avec le QG. Avertissement!!! Le ménage a consommé 21 Paquet Tres petit de Thé en sachet, cette quantité semble anormale pour une consommation des 7 derniers jours.Prière de corriger ou de confirmer avec le QG. Avertissement!! le prix unitaire (150 Fcfa) de Thé en sachet (unité: Paquet) de taille Tres petit est très faible ou élevé. Prière de corriger ou de confirmer avec le QG. Avertissement!!!Le ménage a consommé 46 miche de Moyen de Pain moderne (Baguette)  ce qui semble incoherent pour une consommation aucours des 7 derniers jours, prière de verifier et corriger. Avertissement!!!Le ménage a consommé 84 Sachets industriel de Tres petit de Café en poudre soluble  ce qui semble incoherent pour une consommation aucours des 7 derniers jours, prière de verifier et corriger.</w:t>
+        <w:t>- Attention ! Le prix unitaire d'achat (200 Fcfa) de Tomate fraîche en Sachets (Petit) est relativement élevé par rapport aux autres prix observés dans cette zone. Prière de corriger ou de confirmer avec le QG. Attention ! Le prix unitaire d'achat (2000 Fcfa) de Niébé/Haricots secs en Kg (taille unique) est relativement élevé par rapport aux autres prix observés dans cette zone. Prière de corriger ou de confirmer avec le QG. Attention ! Le prix unitaire d'achat (350 Fcfa) de Riz importé parfumé en Kg (taille unique) est relativement faible par rapport aux autres prix observés dans cette zone. Prière de corriger ou de confirmer avec le QG. Attention ! Le prix unitaire d'achat (50 Fcfa) de Piment frais en Sachets (Petit) est relativement faible par rapport aux autres prix observés dans cette zone. Prière de corriger ou de confirmer avec le QG. Attention ! Le prix unitaire d'achat (66.66666 Fcfa) de Patate douce en Pièce (Petit) est relativement faible par rapport aux autres prix observés dans cette zone. Prière de corriger ou de confirmer avec le QG. Avertissement!! La quantité (5 litre) du produit Huile de soja  consommée  par le ménage semble très élevé, prière de corriger ou confirmer avec le QG. Avertissement!!! Le ménage a consommé 21 Paquet Tres petit de Thé en sachet, cette quantité semble anormale pour une consommation des 7 derniers jours.Prière de corriger ou de confirmer avec le QG. Avertissement!! le prix unitaire (150 Fcfa) de Thé en sachet (unité: Paquet) de taille Tres petit est très faible ou élevé. Prière de corriger ou de confirmer avec le QG. Avertissement!!!Le ménage a consommé 46 miche de Moyen de Pain moderne (Baguette)  ce qui semble incoherent pour une consommation aucours des 7 derniers jours, prière de verifier et corriger. Avertissement!!!Le ménage a consommé 84 Sachets industriel de Tres petit de Café en poudre soluble  ce qui semble incoherent pour une consommation aucours des 7 derniers jours, prière de verifier et corriger.</w:t>
       </w:r>
     </w:p>
     <w:p>
@@ -1693,7 +1672,7 @@
         <w:rPr>
           <w:sz w:val="20"/>
         </w:rPr>
-        <w:t>- Attention ! Le prix unitaire d'achat (300 Fcfa) de Pain moderne (Baguette) en miche (Moyen) est relativement élevé par rapport aux autres prix observés dans cette zone. Prière de corriger ou de confirmer avec le QG. Avertissement!! La quantité (4.5 litre) du produit Huile de soja  consommée  par le ménage semble très élevé, prière de corriger ou confirmer avec le QG. Avertissement!!! Le ménage a consommé 7 Paquet Tres petit de Thé en sachet, cette quantité semble anormale pour une consommation des 7 derniers jours.Prière de corriger ou de confirmer avec le QG. Avertissement!! le prix unitaire (125 Fcfa) de Thé en sachet (unité: Paquet) de taille Tres petit est très faible ou élevé. Prière de corriger ou de confirmer avec le QG. Incohérence!! Dans ce ménage, chaque individus consomme par jour 22.7025 Kg  de cereale; Prière de revoir les quantités prises de ces produits. Attention ! Le prix unitaire d'achat (350 Fcfa) de Riz importé parfumé en Kg (taille unique) est relativement faible par rapport aux autres prix observés dans cette zone. Prière de corriger ou de confirmer avec le QG.</w:t>
+        <w:t>- Attention ! Le prix unitaire d'achat (66.66666 Fcfa) de Ail en Gousse (Moyen) est relativement faible par rapport aux autres prix observés dans cette zone. Prière de corriger ou de confirmer avec le QG. Attention ! Soupçons de quantité anormale! Le ménage de SIRA NDIAYE avec une taille de 12 personnes a consommé 10 Gousse en Moyen de Ail qui est relativement élevé comme consommation par rapport à la condition de vie des autres ménages de même taille dans cette zone. Prière de corriger ou de confirmer avec le QG. Avertissement!! La quantité (4.5 litre) du produit Huile de soja  consommée  par le ménage semble très élevé, prière de corriger ou confirmer avec le QG. Avertissement!!! Le ménage a consommé 7 Paquet Tres petit de Thé en sachet, cette quantité semble anormale pour une consommation des 7 derniers jours.Prière de corriger ou de confirmer avec le QG. Avertissement!! le prix unitaire (125 Fcfa) de Thé en sachet (unité: Paquet) de taille Tres petit est très faible ou élevé. Prière de corriger ou de confirmer avec le QG. Incohérence!! Dans ce ménage, chaque individus consomme par jour 36.64595 Kg  de cereale; Prière de revoir les quantités prises de ces produits. Attention ! Le prix unitaire d'achat (350 Fcfa) de Riz importé parfumé en Kg (taille unique) est relativement faible par rapport aux autres prix observés dans cette zone. Prière de corriger ou de confirmer avec le QG.</w:t>
       </w:r>
     </w:p>
     <w:p>
@@ -1758,7 +1737,7 @@
         </w:rPr>
         <w:t xml:space="preserve">- Cette entreprise Arachide grille ,bonbon et divers dit avoir obtenu une valeur sur les marchandises vendu en etat et les marchandises vendu après transformation. L'entreprise Arachide grille ,bonbon et divers est généralement une entreprise commerciale ou de service dont elle ne depense pas en achat de matières premières.Elle ne transforme pas de produit donc ne peut pas obtenir un montant sur la vente des produits transformés (10.48 ou 10.49). Prière de mettre 0 pour ces questions si elles ne font pas de transformation. </w:t>
         <w:br/>
-        <w:t>- Peu plausible! la valeur actuelle déclarée en s10q40 pour Entrepreneur  en bâtiment semble trop petite ou trop élevée. Veuillez, s'il vous plaît, confirmer cette information avec le QG ou la corriger. Le salaire qu'une personne de cette catégorie (10.62) a travaillé(e) dans cette entreprise Entrepreneur  en bâtiment est élevé ou faible. Prière de confirmer cette information avec le QG ou de corriger.</w:t>
+        <w:t>- Peu plausible! la valeur actuelle déclarée en s10q40 pour Entrepreneur  en bâtiment semble trop petite ou trop élevée. Veuillez, s'il vous plaît, confirmer cette information avec le QG ou la corriger.</w:t>
       </w:r>
     </w:p>
     <w:p>
@@ -2300,7 +2279,7 @@
         <w:br/>
         <w:t xml:space="preserve">- </w:t>
         <w:br/>
-        <w:t>- La section n'est pas renseignée pour THIERNO BA, prière de la renseigner.</w:t>
+        <w:t>- La section n'est pas renseignée pour BINTA SOw, prière de la renseigner.</w:t>
       </w:r>
     </w:p>
     <w:p>
@@ -2342,7 +2321,7 @@
         <w:rPr>
           <w:sz w:val="20"/>
         </w:rPr>
-        <w:t>- Attention ! Le prix unitaire d'achat (300 Fcfa) de Pain moderne (Baguette) en miche (Moyen) est relativement élevé par rapport aux autres prix observés dans cette zone. Prière de corriger ou de confirmer avec le QG. Attention ! Soupçons de quantité anormale! Le ménage de ABDOULAYE BA avec une taille de 3 personnes a consommé 28 miche en Moyen de Pain moderne (Baguette) qui est relativement élevé comme consommation par rapport à la condition de vie des autres ménages de même taille dans cette zone. Prière de corriger ou de confirmer avec le QG. Attention ! Soupçons de quantité anormale! Le ménage de ABDOULAYE BA avec une taille de 3 personnes a consommé 28 Cube en Moyen de Cube alimentaire (Maggi, Jumbo, ) qui est relativement élevé comme consommation par rapport à la condition de vie des autres ménages de même taille dans cette zone. Prière de corriger ou de confirmer avec le QG. Avertissement!! La quantité (7.5 litre) du produit Huile de soja  consommée  par le ménage semble très élevé, prière de corriger ou confirmer avec le QG. Attention ! Soupçons de quantité anormale! Le ménage de ABDOULAYE BA avec une taille de 3 personnes a consommé 7.5 Litre en taille unique de Huile de soja  qui est relativement élevé comme consommation par rapport à la condition de vie des autres ménages de même taille dans cette zone. Prière de corriger ou de confirmer avec le QG. Incohérence!! Dans ce ménage, chaque individus consomme par jour 75.41666 Kg  de cereale; Prière de revoir les quantités prises de ces produits. Incohérence!! Dans ce ménage, chaque individus consomme par jour 75.41666 Kg  de cereale; Prière de revoir les quantités prises de ces produits. Attention ! Soupçons de quantité anormale! Le ménage de ABDOULAYE BA avec une taille de 3 personnes a consommé 17.5 Kg en taille unique de Riz importé parfumé qui est relativement élevé comme consommation par rapport à la condition de vie des autres ménages de même taille dans cette zone. Prière de corriger ou de confirmer avec le QG. Le prix d'achat unitaire (1000 Fcfa) de Sel en Sac (10 Kg) de taille taille unique est très faible, prière de regarder les reponses prises dans les questions s07bq07a s07bq07b s07bq07c s07bq08 pour mieux corriger.</w:t>
+        <w:t>- Attention ! Le prix unitaire d'achat (300 Fcfa) de Pain moderne (Baguette) en miche (Moyen) est relativement élevé par rapport aux autres prix observés dans cette zone. Prière de corriger ou de confirmer avec le QG. Attention ! Soupçons de quantité anormale! Le ménage de ABDOULAYE BA avec une taille de 3 personnes a consommé 28 miche en Moyen de Pain moderne (Baguette) qui est relativement élevé comme consommation par rapport à la condition de vie des autres ménages de même taille dans cette zone. Prière de corriger ou de confirmer avec le QG. Attention ! Soupçons de quantité anormale! Le ménage de ABDOULAYE BA avec une taille de 3 personnes a consommé 10 Sachets en Tres petit de Tamarin noir qui est relativement élevé comme consommation par rapport à la condition de vie des autres ménages de même taille dans cette zone. Prière de corriger ou de confirmer avec le QG. Attention ! Soupçons de quantité anormale! Le ménage de ABDOULAYE BA avec une taille de 3 personnes a consommé 14 Sachets en Tres petit de Piment frais qui est relativement élevé comme consommation par rapport à la condition de vie des autres ménages de même taille dans cette zone. Prière de corriger ou de confirmer avec le QG. Attention ! Soupçons de quantité anormale! Le ménage de ABDOULAYE BA avec une taille de 3 personnes a consommé 28 Cube en Moyen de Cube alimentaire (Maggi, Jumbo, ) qui est relativement élevé comme consommation par rapport à la condition de vie des autres ménages de même taille dans cette zone. Prière de corriger ou de confirmer avec le QG. Attention ! Soupçons de quantité anormale! Le ménage de ABDOULAYE BA avec une taille de 3 personnes a consommé 8 Pièce en Moyen de Patate douce qui est relativement élevé comme consommation par rapport à la condition de vie des autres ménages de même taille dans cette zone. Prière de corriger ou de confirmer avec le QG. Avertissement!! La quantité (7.5 litre) du produit Huile de soja  consommée  par le ménage semble très élevé, prière de corriger ou confirmer avec le QG. Attention ! Soupçons de quantité anormale! Le ménage de ABDOULAYE BA avec une taille de 3 personnes a consommé 7.5 Litre en taille unique de Huile de soja  qui est relativement élevé comme consommation par rapport à la condition de vie des autres ménages de même taille dans cette zone. Prière de corriger ou de confirmer avec le QG. Incohérence!! Dans ce ménage, chaque individus consomme par jour 127.631 Kg  de cereale; Prière de revoir les quantités prises de ces produits. Incohérence!! Dans ce ménage, chaque individus consomme par jour 127.631 Kg  de cereale; Prière de revoir les quantités prises de ces produits. Attention ! Soupçons de quantité anormale! Le ménage de ABDOULAYE BA avec une taille de 3 personnes a consommé 17.5 Kg en taille unique de Riz importé parfumé qui est relativement élevé comme consommation par rapport à la condition de vie des autres ménages de même taille dans cette zone. Prière de corriger ou de confirmer avec le QG. Le prix d'achat unitaire (1000 Fcfa) de Sel en Sac (10 Kg) de taille taille unique est très faible, prière de regarder les reponses prises dans les questions s07bq07a s07bq07b s07bq07c s07bq08 pour mieux corriger.</w:t>
       </w:r>
     </w:p>
     <w:p>
@@ -2929,7 +2908,7 @@
         <w:rPr>
           <w:sz w:val="20"/>
         </w:rPr>
-        <w:t>- Attention ! Le prix unitaire d'achat (100 Fcfa) de Maquereau fumé en Pièce (Petit) est relativement faible par rapport aux autres prix observés dans cette zone. Prière de corriger ou de confirmer avec le QG. Attention ! Le prix unitaire d'achat (200 Fcfa) de Gingembre frais en Sachets (Petit) est relativement élevé par rapport aux autres prix observés dans cette zone. Prière de corriger ou de confirmer avec le QG. Attention ! Le prix unitaire d'achat (83.33334 Fcfa) de Œufs frais en Pièce (taille unique) est relativement faible par rapport aux autres prix observés dans cette zone. Prière de corriger ou de confirmer avec le QG. Attention ! Soupçons de quantité anormale! Le ménage de moussa ndiaye avec une taille de 6 personnes a consommé 31 Pièce en taille unique de Œufs frais qui est relativement élevé comme consommation par rapport à la condition de vie des autres ménages de même taille dans cette zone. Prière de corriger ou de confirmer avec le QG. Attention ! Soupçons de quantité anormale! Le ménage de moussa ndiaye avec une taille de 6 personnes a consommé 14 Sachets en Tres petit de Piment séché qui est relativement élevé comme consommation par rapport à la condition de vie des autres ménages de même taille dans cette zone. Prière de corriger ou de confirmer avec le QG. Attention ! Soupçons de quantité anormale! Le ménage de moussa ndiaye avec une taille de 6 personnes a consommé 19 Sachets en Tres petit de Poivre qui est relativement élevé comme consommation par rapport à la condition de vie des autres ménages de même taille dans cette zone. Prière de corriger ou de confirmer avec le QG. Attention ! Soupçons de quantité anormale! Le ménage de moussa ndiaye avec une taille de 6 personnes a consommé 30 Cube en Moyen de Cube alimentaire (Maggi, Jumbo, ) qui est relativement élevé comme consommation par rapport à la condition de vie des autres ménages de même taille dans cette zone. Prière de corriger ou de confirmer avec le QG. Attention ! Soupçons de quantité anormale! Le ménage de moussa ndiaye avec une taille de 6 personnes a consommé 5 Morceau (Portion) en Moyen de Patate douce qui est relativement élevé comme consommation par rapport à la condition de vie des autres ménages de même taille dans cette zone. Prière de corriger ou de confirmer avec le QG. Avertissement!! La quantité (3.1 litre) du produit Huile de soja  consommée  par le ménage semble très élevé, prière de corriger ou confirmer avec le QG. Avertissement!!! Le ménage a consommé 7 Paquet Tres petit de Thé en sachet, cette quantité semble anormale pour une consommation des 7 derniers jours.Prière de corriger ou de confirmer avec le QG. Avertissement!! le prix unitaire (125 Fcfa) de Thé en sachet (unité: Paquet) de taille Tres petit est très faible ou élevé. Prière de corriger ou de confirmer avec le QG. Incohérence!! Dans ce ménage, chaque individus consomme par jour .7321429 Kg  de cereale; Prière de revoir les quantités prises de ces produits.</w:t>
+        <w:t>- Attention ! Le prix unitaire d'achat (100 Fcfa) de Maquereau fumé en Pièce (Petit) est relativement faible par rapport aux autres prix observés dans cette zone. Prière de corriger ou de confirmer avec le QG. Attention ! Le prix unitaire d'achat (125 Fcfa) de Gombo en poudre en Sachets (Petit) est relativement élevé par rapport aux autres prix observés dans cette zone. Prière de corriger ou de confirmer avec le QG. Attention ! Le prix unitaire d'achat (150 Fcfa) de Carotte en Pièce (Moyen) est relativement élevé par rapport aux autres prix observés dans cette zone. Prière de corriger ou de confirmer avec le QG. Attention ! Le prix unitaire d'achat (200 Fcfa) de Gingembre frais en Sachets (Petit) est relativement élevé par rapport aux autres prix observés dans cette zone. Prière de corriger ou de confirmer avec le QG. Attention ! Le prix unitaire d'achat (83.33334 Fcfa) de Œufs frais en Pièce (taille unique) est relativement faible par rapport aux autres prix observés dans cette zone. Prière de corriger ou de confirmer avec le QG. Attention ! Soupçons de quantité anormale! Le ménage de moussa ndiaye avec une taille de 6 personnes a consommé 31 Pièce en taille unique de Œufs frais qui est relativement élevé comme consommation par rapport à la condition de vie des autres ménages de même taille dans cette zone. Prière de corriger ou de confirmer avec le QG. Attention ! Soupçons de quantité anormale! Le ménage de moussa ndiaye avec une taille de 6 personnes a consommé 14 Sachets en Tres petit de Piment séché qui est relativement élevé comme consommation par rapport à la condition de vie des autres ménages de même taille dans cette zone. Prière de corriger ou de confirmer avec le QG. Attention ! Soupçons de quantité anormale! Le ménage de moussa ndiaye avec une taille de 6 personnes a consommé 19 Sachets en Tres petit de Poivre qui est relativement élevé comme consommation par rapport à la condition de vie des autres ménages de même taille dans cette zone. Prière de corriger ou de confirmer avec le QG. Avertissement!! La quantité (3.1 litre) du produit Huile de soja  consommée  par le ménage semble très élevé, prière de corriger ou confirmer avec le QG. Avertissement!!! Le ménage a consommé 7 Paquet Tres petit de Thé en sachet, cette quantité semble anormale pour une consommation des 7 derniers jours.Prière de corriger ou de confirmer avec le QG. Avertissement!! le prix unitaire (125 Fcfa) de Thé en sachet (unité: Paquet) de taille Tres petit est très faible ou élevé. Prière de corriger ou de confirmer avec le QG. Incohérence!! Dans ce ménage, chaque individus consomme par jour .7321429 Kg  de cereale; Prière de revoir les quantités prises de ces produits.</w:t>
       </w:r>
     </w:p>
     <w:p>
@@ -3401,27 +3380,6 @@
           <w:color w:val="4672C4"/>
           <w:sz w:val="22"/>
         </w:rPr>
-        <w:t>&gt;&gt; Section0 - Identification et renseignements de controle</w:t>
-      </w:r>
-    </w:p>
-    <w:p>
-      <w:pPr>
-        <w:ind w:left="283"/>
-      </w:pPr>
-      <w:r>
-        <w:rPr>
-          <w:sz w:val="20"/>
-        </w:rPr>
-        <w:t>- Le questionnaire semble ne pas être complètement fini mais le questionnaire est en statut complet, prière de compléter le questionnaire.</w:t>
-      </w:r>
-    </w:p>
-    <w:p>
-      <w:r>
-        <w:rPr>
-          <w:b/>
-          <w:color w:val="4672C4"/>
-          <w:sz w:val="22"/>
-        </w:rPr>
         <w:t>&gt;&gt; Section1 - Caracteristiques des membres</w:t>
       </w:r>
     </w:p>
@@ -3560,7 +3518,7 @@
         <w:rPr>
           <w:sz w:val="20"/>
         </w:rPr>
-        <w:t>- Attention ! Le prix unitaire d'achat (1000 Fcfa) de Niébé/Haricots secs en Sachets (Tres petit) est relativement élevé par rapport aux autres prix observés dans cette zone. Prière de corriger ou de confirmer avec le QG. Incohérence!! Dans ce ménage, chaque individus consomme par jour 37.88476 Kg  de cereale; Prière de revoir les quantités prises de ces produits. Le prix d'achat unitaire (1000 Fcfa) de Sel en Sac (10 Kg) de taille taille unique est très faible, prière de regarder les reponses prises dans les questions s07bq07a s07bq07b s07bq07c s07bq08 pour mieux corriger.</w:t>
+        <w:t>- Attention ! Le prix unitaire d'achat (1000 Fcfa) de Niébé/Haricots secs en Sachets (Tres petit) est relativement élevé par rapport aux autres prix observés dans cette zone. Prière de corriger ou de confirmer avec le QG. Attention ! Le prix unitaire d'achat (300 Fcfa) de Mâchoiron séchée (Kon) en Pièce (Tres petit) est relativement élevé par rapport aux autres prix observés dans cette zone. Prière de corriger ou de confirmer avec le QG. Attention ! Le prix unitaire d'achat (50 Fcfa) de Patate douce en Pièce (Moyen) est relativement faible par rapport aux autres prix observés dans cette zone. Prière de corriger ou de confirmer avec le QG. Incohérence!! Dans ce ménage, chaque individus consomme par jour 71.82214 Kg  de cereale; Prière de revoir les quantités prises de ces produits. Le prix d'achat unitaire (1000 Fcfa) de Sel en Sac (10 Kg) de taille taille unique est très faible, prière de regarder les reponses prises dans les questions s07bq07a s07bq07b s07bq07c s07bq08 pour mieux corriger.</w:t>
       </w:r>
     </w:p>
     <w:p>
@@ -4038,27 +3996,6 @@
           <w:color w:val="4672C4"/>
           <w:sz w:val="22"/>
         </w:rPr>
-        <w:t>&gt;&gt; Section0 - Identification et renseignements de controle</w:t>
-      </w:r>
-    </w:p>
-    <w:p>
-      <w:pPr>
-        <w:ind w:left="283"/>
-      </w:pPr>
-      <w:r>
-        <w:rPr>
-          <w:sz w:val="20"/>
-        </w:rPr>
-        <w:t>- Vous avez declaré que le questionnaire est complètement fini mais le questionnaire est en statut partiel, prière de mettre le questionnaire en statut complet s'il est fini.</w:t>
-      </w:r>
-    </w:p>
-    <w:p>
-      <w:r>
-        <w:rPr>
-          <w:b/>
-          <w:color w:val="4672C4"/>
-          <w:sz w:val="22"/>
-        </w:rPr>
         <w:t>&gt;&gt; Section1 - Caracteristiques des membres</w:t>
       </w:r>
     </w:p>
@@ -4183,7 +4120,7 @@
         <w:rPr>
           <w:sz w:val="20"/>
         </w:rPr>
-        <w:t>- Attention ! Le prix unitaire d'achat (1000 Fcfa) de Oignon frais en Kg (taille unique) est relativement élevé par rapport aux autres prix observés dans cette zone. Prière de corriger ou de confirmer avec le QG. Attention ! Le prix unitaire d'achat (1200 Fcfa) de Conserves de viande en Boite (Autre que la boite/pot de tomate) (Moyen) est relativement élevé par rapport aux autres prix observés dans cette zone. Prière de corriger ou de confirmer avec le QG. Attention ! Le prix unitaire d'achat (30 Fcfa) de Cube alimentaire (Maggi, Jumbo, ) en Cube (Petit) est relativement faible par rapport aux autres prix observés dans cette zone. Prière de corriger ou de confirmer avec le QG. Attention ! Soupçons de quantité anormale! Le ménage de sira diassy avec une taille de 6 personnes a consommé 26 Cube en Petit de Cube alimentaire (Maggi, Jumbo, ) qui est relativement élevé comme consommation par rapport à la condition de vie des autres ménages de même taille dans cette zone. Prière de corriger ou de confirmer avec le QG. Attention ! Le prix unitaire d'achat (33.33333 Fcfa) de Citron en Pièce (Petit) est relativement faible par rapport aux autres prix observés dans cette zone. Prière de corriger ou de confirmer avec le QG. Avertissement!! La quantité (3.5 litre) du produit Huile de soja  consommée  par le ménage semble très élevé, prière de corriger ou confirmer avec le QG. Difficile de consommer le Sel en Sachets industriel Petit prière de verifier. Incohérence!! Dans ce ménage, chaque individus consomme par jour 1.27381 Kg  de cereale; Prière de revoir les quantités prises de ces produits.</w:t>
+        <w:t>- Attention ! Le prix unitaire d'achat (1000 Fcfa) de Oignon frais en Kg (taille unique) est relativement élevé par rapport aux autres prix observés dans cette zone. Prière de corriger ou de confirmer avec le QG. Attention ! Le prix unitaire d'achat (1200 Fcfa) de Conserves de viande en Boite (Autre que la boite/pot de tomate) (Moyen) est relativement élevé par rapport aux autres prix observés dans cette zone. Prière de corriger ou de confirmer avec le QG. Attention ! Le prix unitaire d'achat (30 Fcfa) de Cube alimentaire (Maggi, Jumbo, ) en Cube (Petit) est relativement faible par rapport aux autres prix observés dans cette zone. Prière de corriger ou de confirmer avec le QG. Attention ! Le prix unitaire d'achat (33.33333 Fcfa) de Citron en Pièce (Petit) est relativement faible par rapport aux autres prix observés dans cette zone. Prière de corriger ou de confirmer avec le QG. Attention ! Le prix unitaire d'achat (40 Fcfa) de Patate douce en Pièce (Tres petit) est relativement faible par rapport aux autres prix observés dans cette zone. Prière de corriger ou de confirmer avec le QG. Attention ! Soupçons de quantité anormale! Le ménage de sira diassy avec une taille de 6 personnes a consommé 12 Gousse en Petit de Ail qui est relativement élevé comme consommation par rapport à la condition de vie des autres ménages de même taille dans cette zone. Prière de corriger ou de confirmer avec le QG. Avertissement!! La quantité (3.5 litre) du produit Huile de soja  consommée  par le ménage semble très élevé, prière de corriger ou confirmer avec le QG. Difficile de consommer le Sel en Sachets industriel Petit prière de verifier. Incohérence!! Dans ce ménage, chaque individus consomme par jour 1.27381 Kg  de cereale; Prière de revoir les quantités prises de ces produits.</w:t>
       </w:r>
     </w:p>
     <w:p>
@@ -4571,27 +4508,6 @@
           <w:color w:val="4672C4"/>
           <w:sz w:val="22"/>
         </w:rPr>
-        <w:t>&gt;&gt; Section0 - Identification et renseignements de controle</w:t>
-      </w:r>
-    </w:p>
-    <w:p>
-      <w:pPr>
-        <w:ind w:left="283"/>
-      </w:pPr>
-      <w:r>
-        <w:rPr>
-          <w:sz w:val="20"/>
-        </w:rPr>
-        <w:t>- Vous avez declaré que le questionnaire est complètement fini mais le questionnaire est en statut partiel, prière de mettre le questionnaire en statut complet s'il est fini.</w:t>
-      </w:r>
-    </w:p>
-    <w:p>
-      <w:r>
-        <w:rPr>
-          <w:b/>
-          <w:color w:val="4672C4"/>
-          <w:sz w:val="22"/>
-        </w:rPr>
         <w:t>&gt;&gt; Section1 - Caracteristiques des membres</w:t>
       </w:r>
     </w:p>
@@ -4732,7 +4648,7 @@
         <w:rPr>
           <w:sz w:val="20"/>
         </w:rPr>
-        <w:t>- Attention ! Le prix unitaire d'achat (127.7778 Fcfa) de Pain moderne (Baguette) en miche (Moyen) est relativement faible par rapport aux autres prix observés dans cette zone. Prière de corriger ou de confirmer avec le QG. Attention ! Le prix unitaire d'achat (25 Fcfa) de Vinaigre de vin en Verre ( à thé) (taille unique) est relativement faible par rapport aux autres prix observés dans cette zone. Prière de corriger ou de confirmer avec le QG. Attention ! Le prix unitaire d'achat (35.71429 Fcfa) de Cube alimentaire (Maggi, Jumbo, ) en Cube (Petit) est relativement élevé par rapport aux autres prix observés dans cette zone. Prière de corriger ou de confirmer avec le QG. Attention ! Le prix unitaire d'achat (700 Fcfa) de Pastèque en Pièce (Moyen) est relativement faible par rapport aux autres prix observés dans cette zone. Prière de corriger ou de confirmer avec le QG. Attention ! Soupçons de quantité anormale! Le ménage de Aissatou diakhate avec une taille de 9 personnes a consommé 21 Pièce en Petit de Citron qui est relativement élevé comme consommation par rapport à la condition de vie des autres ménages de même taille dans cette zone. Prière de corriger ou de confirmer avec le QG. Attention ! Soupçons de quantité anormale! Le ménage de Aissatou diakhate avec une taille de 9 personnes a consommé 7 Pièce en Moyen de Viande de poulet entier qui est relativement élevé comme consommation par rapport à la condition de vie des autres ménages de même taille dans cette zone. Prière de corriger ou de confirmer avec le QG. Avertissement!!! Le ménage a consommé 14 Cuillère Petit de Chocolat pâte à tartiner, cette quantité semble anormale pour une consommation des 7 derniers jours.Prière de corriger ou de confirmer avec le QG. Avertissement!!! Le ménage a consommé 7 Paquet Tres petit de Thé en sachet, cette quantité semble anormale pour une consommation des 7 derniers jours.Prière de corriger ou de confirmer avec le QG. Avertissement!! le prix unitaire (150 Fcfa) de Thé en sachet (unité: Paquet) de taille Tres petit est très faible ou élevé. Prière de corriger ou de confirmer avec le QG.</w:t>
+        <w:t>- Attention ! Le prix unitaire d'achat (127.7778 Fcfa) de Pain moderne (Baguette) en miche (Moyen) est relativement faible par rapport aux autres prix observés dans cette zone. Prière de corriger ou de confirmer avec le QG. Attention ! Le prix unitaire d'achat (25 Fcfa) de Vinaigre de vin en Verre ( à thé) (taille unique) est relativement faible par rapport aux autres prix observés dans cette zone. Prière de corriger ou de confirmer avec le QG. Attention ! Le prix unitaire d'achat (35.71429 Fcfa) de Cube alimentaire (Maggi, Jumbo, ) en Cube (Petit) est relativement élevé par rapport aux autres prix observés dans cette zone. Prière de corriger ou de confirmer avec le QG. Attention ! Soupçons de quantité anormale! Le ménage de Aissatou diakhate avec une taille de 9 personnes a consommé .75 Kg en taille unique de Pâte d'arachide qui est relativement élevé comme consommation par rapport à la condition de vie des autres ménages de même taille dans cette zone. Prière de corriger ou de confirmer avec le QG. Attention ! Soupçons de quantité anormale! Le ménage de Aissatou diakhate avec une taille de 9 personnes a consommé 21 Pièce en Petit de Citron qui est relativement élevé comme consommation par rapport à la condition de vie des autres ménages de même taille dans cette zone. Prière de corriger ou de confirmer avec le QG. Attention ! Soupçons de quantité anormale! Le ménage de Aissatou diakhate avec une taille de 9 personnes a consommé 7 Pièce en Moyen de Viande de poulet entier qui est relativement élevé comme consommation par rapport à la condition de vie des autres ménages de même taille dans cette zone. Prière de corriger ou de confirmer avec le QG. Avertissement!!! Le ménage a consommé 14 Cuillère Petit de Chocolat pâte à tartiner, cette quantité semble anormale pour une consommation des 7 derniers jours.Prière de corriger ou de confirmer avec le QG. Avertissement!!! Le ménage a consommé 7 Paquet Tres petit de Thé en sachet, cette quantité semble anormale pour une consommation des 7 derniers jours.Prière de corriger ou de confirmer avec le QG. Avertissement!! le prix unitaire (150 Fcfa) de Thé en sachet (unité: Paquet) de taille Tres petit est très faible ou élevé. Prière de corriger ou de confirmer avec le QG.</w:t>
       </w:r>
     </w:p>
     <w:p>
@@ -4867,6 +4783,29 @@
           <w:sz w:val="20"/>
         </w:rPr>
         <w:t>- ||</w:t>
+      </w:r>
+    </w:p>
+    <w:p>
+      <w:r>
+        <w:rPr>
+          <w:b/>
+          <w:color w:val="4672C4"/>
+          <w:sz w:val="22"/>
+        </w:rPr>
+        <w:t>&gt;&gt; Section19 - Equipements agricoles</w:t>
+      </w:r>
+    </w:p>
+    <w:p>
+      <w:pPr>
+        <w:ind w:left="283"/>
+      </w:pPr>
+      <w:r>
+        <w:rPr>
+          <w:sz w:val="20"/>
+        </w:rPr>
+        <w:t xml:space="preserve">- Attention ! Autre (à préciser) a été revendu à 12000 Fcfa qui est relativement élevé par rapport aux autres prix de revente observés dans cette zone. Prière de corriger ou de confirmer avec le QG. </w:t>
+        <w:br/>
+        <w:t>- Attention ! Hache-Paille a été revendu à 5000 Fcfa qui est relativement élevé par rapport aux autres prix de revente observés dans cette zone. Prière de corriger ou de confirmer avec le QG.</w:t>
       </w:r>
     </w:p>
     <w:p>
@@ -5202,7 +5141,7 @@
         <w:rPr>
           <w:sz w:val="20"/>
         </w:rPr>
-        <w:t>- Prière de renseigner toutes les informations du ménage dans la section 0 avant d'entamer les autres informations. Il est obligatoire de prendre les coordonnées Gps avant d'administrer le questionnaire. Prière de prendre les coordonnées GPS.</w:t>
+        <w:t>- Il est obligatoire de prendre les coordonnées Gps avant d'administrer le questionnaire. Prière de prendre les coordonnées GPS.</w:t>
       </w:r>
     </w:p>
     <w:p>
@@ -5393,7 +5332,7 @@
           <w:color w:val="4672C4"/>
           <w:sz w:val="22"/>
         </w:rPr>
-        <w:t>&gt;&gt; Section6 - Epargne et credit</w:t>
+        <w:t>&gt;&gt; Section4c - Emploi - Activite secondaire</w:t>
       </w:r>
     </w:p>
     <w:p>
@@ -5404,50 +5343,7 @@
         <w:rPr>
           <w:sz w:val="20"/>
         </w:rPr>
-        <w:t>- Il est impératif de renseigner la question : #Est-ce que abdoulaye dione possède un compte dans les établissements financiers suivants ou une carte prépayée ?# même si la personne ne dispose pas de compte, veuillez les renseigner s'il vous plaît.</w:t>
-      </w:r>
-    </w:p>
-    <w:p>
-      <w:r>
-        <w:rPr>
-          <w:b/>
-          <w:color w:val="4672C4"/>
-          <w:sz w:val="22"/>
-        </w:rPr>
-        <w:t>&gt;&gt; Section7a2 - Repas pris a l'exterieur du menage</w:t>
-      </w:r>
-    </w:p>
-    <w:p>
-      <w:pPr>
-        <w:ind w:left="283"/>
-      </w:pPr>
-      <w:r>
-        <w:rPr>
-          <w:sz w:val="20"/>
-        </w:rPr>
-        <w:t xml:space="preserve">- La section sur le repas pris à l'extérieur du ménage du membre abdoulaye dione n'est pas renseignée à 100 %. Prière de vérifier l'ensemble des questions relatives à ce membre et de les renseigner en totalité. </w:t>
-        <w:br/>
-        <w:t xml:space="preserve">- La section sur le repas pris à l'extérieur du ménage du membre babacar dione n'est pas renseignée à 100 %. Prière de vérifier l'ensemble des questions relatives à ce membre et de les renseigner en totalité. </w:t>
-        <w:br/>
-        <w:t xml:space="preserve">- La section sur le repas pris à l'extérieur du ménage du membre daouda dione n'est pas renseignée à 100 %. Prière de vérifier l'ensemble des questions relatives à ce membre et de les renseigner en totalité. </w:t>
-        <w:br/>
-        <w:t xml:space="preserve">- La section sur le repas pris à l'extérieur du ménage du membre issa dione n'est pas renseignée à 100 %. Prière de vérifier l'ensemble des questions relatives à ce membre et de les renseigner en totalité. </w:t>
-        <w:br/>
-        <w:t xml:space="preserve">- La section sur le repas pris à l'extérieur du ménage du membre khady dione 2 n'est pas renseignée à 100 %. Prière de vérifier l'ensemble des questions relatives à ce membre et de les renseigner en totalité. </w:t>
-        <w:br/>
-        <w:t xml:space="preserve">- La section sur le repas pris à l'extérieur du ménage du membre malick dione n'est pas renseignée à 100 %. Prière de vérifier l'ensemble des questions relatives à ce membre et de les renseigner en totalité. </w:t>
-        <w:br/>
-        <w:t xml:space="preserve">- La section sur le repas pris à l'extérieur du ménage du membre pape ameth dione n'est pas renseignée à 100 %. Prière de vérifier l'ensemble des questions relatives à ce membre et de les renseigner en totalité. </w:t>
-        <w:br/>
-        <w:t xml:space="preserve">- La section sur le repas pris à l'extérieur du ménage du membre pape khaly dione n'est pas renseignée à 100 %. Prière de vérifier l'ensemble des questions relatives à ce membre et de les renseigner en totalité. </w:t>
-        <w:br/>
-        <w:t xml:space="preserve">- La section sur le repas pris à l'extérieur du ménage du membre pape maguette dione n'est pas renseignée à 100 %. Prière de vérifier l'ensemble des questions relatives à ce membre et de les renseigner en totalité. </w:t>
-        <w:br/>
-        <w:t xml:space="preserve">- La section sur le repas pris à l'extérieur du ménage du membre pathé dione n'est pas renseignée à 100 %. Prière de vérifier l'ensemble des questions relatives à ce membre et de les renseigner en totalité. </w:t>
-        <w:br/>
-        <w:t xml:space="preserve">- La section sur le repas pris à l'extérieur du ménage du membre serigne modou dione n'est pas renseignée à 100 %. Prière de vérifier l'ensemble des questions relatives à ce membre et de les renseigner en totalité. </w:t>
-        <w:br/>
-        <w:t>- La section sur le repas pris à l'extérieur du ménage du membre seynabou dione n'est pas renseignée à 100 %. Prière de vérifier l'ensemble des questions relatives à ce membre et de les renseigner en totalité.</w:t>
+        <w:t>- Avertissement! Nombre de mois que awa faye a exercé dans l'emploi secondaire au cours des 12 derniers mois est de 0 mois, veuillez corriger s'il vous plait. Nombre de mois exercé par awa faye dans l'emploi secondaire au cours des 12 derniers mois semble faible, veuillez corriger s'il vous plait ou comfirmer avec le QG. Nombre d'heures par jour que awa faye consacre habituellement à l'emploi secondaire est egale à 0 et le Nombre de jours par mois consacré habituellement à l'emploi secondaire est différent de 0, veuillez revoir s'il vous plait. Attention! le nombre d'heure que awa faye a travaillé par jour semble faible, veuillez s'il vous plait confirmer cette information avec le QG. Le revenu de awa faye est de 0, il ne doit pas être égal à 0. Prière de fournir d'effort pour estimer le revenu de awa faye.</w:t>
       </w:r>
     </w:p>
     <w:p>
@@ -5468,7 +5364,7 @@
         <w:rPr>
           <w:sz w:val="20"/>
         </w:rPr>
-        <w:t>- Attention ! Le prix unitaire d'achat (83.33334 Fcfa) de Œufs frais en Pièce (taille unique) est relativement faible par rapport aux autres prix observés dans cette zone. Prière de corriger ou de confirmer avec le QG. Avertissement!! La quantité (4.49 litre) du produit Huile de soja  consommée  par le ménage semble très élevé, prière de corriger ou confirmer avec le QG. Avertissement!!! Le ménage a consommé 10 Pièce Moyen de Poisson frais type 11, cette quantité semble anormale pour une consommation des 7 derniers jours.Prière de corriger ou de confirmer avec le QG. Avertissement!!! Le ménage a consommé 12 Morceau (Portion) Tres petit de Escargots, cette quantité semble anormale pour une consommation des 7 derniers jours.Prière de corriger ou de confirmer avec le QG. Avertissement!!! Le ménage a consommé 20 Pièce Moyen de Capitaine frais, cette quantité semble anormale pour une consommation des 7 derniers jours.Prière de corriger ou de confirmer avec le QG. Avertissement!!! Le ménage a consommé 22 Paquet Petit de Caramel, bonbons, confiseries, etc., cette quantité semble anormale pour une consommation des 7 derniers jours.Prière de corriger ou de confirmer avec le QG. Avertissement!!! Le ménage a consommé 4 Paquet Tres petit de Thé en sachet, cette quantité semble anormale pour une consommation des 7 derniers jours.Prière de corriger ou de confirmer avec le QG. Avertissement!! le prix unitaire (125 Fcfa) de Thé en sachet (unité: Paquet) de taille Tres petit est très faible ou élevé. Prière de corriger ou de confirmer avec le QG. Avertissement!!! Le ménage a consommé 8 Morceau (Portion) Tres petit de Silure séché, cette quantité semble anormale pour une consommation des 7 derniers jours.Prière de corriger ou de confirmer avec le QG. Avertissement!!!Le ménage a consommé 53 miche de Moyen de Pain moderne (Baguette)  ce qui semble incoherent pour une consommation aucours des 7 derniers jours, prière de verifier et corriger.</w:t>
+        <w:t>- Attention ! Le prix unitaire d'achat (25 Fcfa) de Eau minérale/filtrée en sachet en Sachets industriel (Tres petit) est relativement faible par rapport aux autres prix observés dans cette zone. Prière de corriger ou de confirmer avec le QG. Attention ! Le prix unitaire d'achat (83.33334 Fcfa) de Œufs frais en Pièce (taille unique) est relativement faible par rapport aux autres prix observés dans cette zone. Prière de corriger ou de confirmer avec le QG. Avertissement!! La quantité (4.49 litre) du produit Huile de soja  consommée  par le ménage semble très élevé, prière de corriger ou confirmer avec le QG. Avertissement!!! Le ménage a consommé 10 Pièce Moyen de Poisson frais type 11, cette quantité semble anormale pour une consommation des 7 derniers jours.Prière de corriger ou de confirmer avec le QG. Avertissement!!! Le ménage a consommé 12 Morceau (Portion) Tres petit de Escargots, cette quantité semble anormale pour une consommation des 7 derniers jours.Prière de corriger ou de confirmer avec le QG. Avertissement!!! Le ménage a consommé 20 Pièce Moyen de Capitaine frais, cette quantité semble anormale pour une consommation des 7 derniers jours.Prière de corriger ou de confirmer avec le QG. Avertissement!!! Le ménage a consommé 22 Paquet Petit de Caramel, bonbons, confiseries, etc., cette quantité semble anormale pour une consommation des 7 derniers jours.Prière de corriger ou de confirmer avec le QG. Attention ! Le prix unitaire d'achat (50 Fcfa) de Caramel, bonbons, confiseries, etc. en Paquet (Petit) est relativement faible par rapport aux autres prix observés dans cette zone. Prière de corriger ou de confirmer avec le QG. Avertissement!!! Le ménage a consommé 4 Paquet Tres petit de Thé en sachet, cette quantité semble anormale pour une consommation des 7 derniers jours.Prière de corriger ou de confirmer avec le QG. Avertissement!! le prix unitaire (125 Fcfa) de Thé en sachet (unité: Paquet) de taille Tres petit est très faible ou élevé. Prière de corriger ou de confirmer avec le QG. Avertissement!!! Le ménage a consommé 8 Morceau (Portion) Tres petit de Silure séché, cette quantité semble anormale pour une consommation des 7 derniers jours.Prière de corriger ou de confirmer avec le QG. Avertissement!!!Le ménage a consommé 53 miche de Moyen de Pain moderne (Baguette)  ce qui semble incoherent pour une consommation aucours des 7 derniers jours, prière de verifier et corriger.</w:t>
       </w:r>
     </w:p>
     <w:p>
@@ -5605,6 +5501,27 @@
           <w:sz w:val="20"/>
         </w:rPr>
         <w:t>- La section 16 du ménage de kine dione n'est pas renseigné, prière de renseigner.</w:t>
+      </w:r>
+    </w:p>
+    <w:p>
+      <w:r>
+        <w:rPr>
+          <w:b/>
+          <w:color w:val="4672C4"/>
+          <w:sz w:val="22"/>
+        </w:rPr>
+        <w:t>&gt;&gt; Section19 - Equipements agricoles</w:t>
+      </w:r>
+    </w:p>
+    <w:p>
+      <w:pPr>
+        <w:ind w:left="283"/>
+      </w:pPr>
+      <w:r>
+        <w:rPr>
+          <w:sz w:val="20"/>
+        </w:rPr>
+        <w:t>- Attention ! Hache-Paille a été revendu à 3500 Fcfa qui est relativement élevé par rapport aux autres prix de revente observés dans cette zone. Prière de corriger ou de confirmer avec le QG.</w:t>
       </w:r>
     </w:p>
     <w:p>
@@ -6103,7 +6020,7 @@
         <w:rPr>
           <w:sz w:val="20"/>
         </w:rPr>
-        <w:t>- La dernière fois que vous avez acheté Yaourt est nekh sow et semble exister dans les modalités, prière de prendre attache avec le QG pour plus d'explication afin de la classer bien. Attention ! Le prix unitaire d'achat (200 Fcfa) de Mayonnaise en Sachets (Petit) est relativement élevé par rapport aux autres prix observés dans cette zone. Prière de corriger ou de confirmer avec le QG. Attention ! Le prix unitaire d'achat (250 Fcfa) de Crevettes séchées en Sachets (Tres petit) est relativement élevé par rapport aux autres prix observés dans cette zone. Prière de corriger ou de confirmer avec le QG. Attention ! Soupçons de quantité anormale! Le ménage de ADAMA DIEYE avec une taille de 6 personnes a consommé 5 Kg en taille unique de Banane douce qui est relativement élevé comme consommation par rapport à la condition de vie des autres ménages de même taille dans cette zone. Prière de corriger ou de confirmer avec le QG. Attention ! Soupçons de quantité anormale! Le ménage de ADAMA DIEYE avec une taille de 6 personnes a consommé 6 Bouteille 33cl en taille unique de Boissons gazeuses (Coca, Fanta, Vimto, Sprite, etc.) qui est relativement élevé comme consommation par rapport à la condition de vie des autres ménages de même taille dans cette zone. Prière de corriger ou de confirmer avec le QG. Attention ! Soupçons de quantité anormale! Le ménage de ADAMA DIEYE avec une taille de 6 personnes a consommé 8 Pièce en Petit de Patate douce qui est relativement élevé comme consommation par rapport à la condition de vie des autres ménages de même taille dans cette zone. Prière de corriger ou de confirmer avec le QG. Avertissement!!! Le ménage a consommé 0.12 Litre taille unique de Huile de palme raffinée, cette quantité semble anormale pour une consommation des 7 derniers jours. prière de corriger ou de confirmer avec le QG. Attention ! Le prix unitaire d'achat (3333.333 Fcfa) de Huile de palme raffinée en Litre (taille unique) est relativement élevé par rapport aux autres prix observés dans cette zone. Prière de corriger ou de confirmer avec le QG. Avertissement!!! Le ménage a consommé 10 Pièce Petit de Poisson frais type 9, cette quantité semble anormale pour une consommation des 7 derniers jours.Prière de corriger ou de confirmer avec le QG. Avertissement!!! Le ménage a consommé 7 Paquet Tres petit de Thé en sachet, cette quantité semble anormale pour une consommation des 7 derniers jours.Prière de corriger ou de confirmer avec le QG. Avertissement!! le prix unitaire (125 Fcfa) de Thé en sachet (unité: Paquet) de taille Tres petit est très faible ou élevé. Prière de corriger ou de confirmer avec le QG. Incohérence!! Dans ce ménage, chaque individus consomme par jour 46.58928 Kg  de cereale; Prière de revoir les quantités prises de ces produits.</w:t>
+        <w:t>- La dernière fois que vous avez acheté Yaourt est nekh sow et semble exister dans les modalités, prière de prendre attache avec le QG pour plus d'explication afin de la classer bien. Attention ! Le prix unitaire d'achat (200 Fcfa) de Mayonnaise en Sachets (Petit) est relativement élevé par rapport aux autres prix observés dans cette zone. Prière de corriger ou de confirmer avec le QG. Attention ! Le prix unitaire d'achat (50 Fcfa) de Patate douce en Pièce (Petit) est relativement faible par rapport aux autres prix observés dans cette zone. Prière de corriger ou de confirmer avec le QG. Attention ! Soupçons de quantité anormale! Le ménage de ADAMA DIEYE avec une taille de 6 personnes a consommé 5 Kg en taille unique de Banane douce qui est relativement élevé comme consommation par rapport à la condition de vie des autres ménages de même taille dans cette zone. Prière de corriger ou de confirmer avec le QG. Avertissement!!! Le ménage a consommé 0.12 Litre taille unique de Huile de palme raffinée, cette quantité semble anormale pour une consommation des 7 derniers jours. prière de corriger ou de confirmer avec le QG. Attention ! Le prix unitaire d'achat (3333.333 Fcfa) de Huile de palme raffinée en Litre (taille unique) est relativement élevé par rapport aux autres prix observés dans cette zone. Prière de corriger ou de confirmer avec le QG. Avertissement!!! Le ménage a consommé 10 Pièce Petit de Poisson frais type 9, cette quantité semble anormale pour une consommation des 7 derniers jours.Prière de corriger ou de confirmer avec le QG. Avertissement!!! Le ménage a consommé 7 Paquet Tres petit de Thé en sachet, cette quantité semble anormale pour une consommation des 7 derniers jours.Prière de corriger ou de confirmer avec le QG. Avertissement!! le prix unitaire (125 Fcfa) de Thé en sachet (unité: Paquet) de taille Tres petit est très faible ou élevé. Prière de corriger ou de confirmer avec le QG. Incohérence!! Dans ce ménage, chaque individus consomme par jour 75.20834 Kg  de cereale; Prière de revoir les quantités prises de ces produits.</w:t>
       </w:r>
     </w:p>
     <w:p>
@@ -6577,27 +6494,6 @@
           <w:color w:val="4672C4"/>
           <w:sz w:val="22"/>
         </w:rPr>
-        <w:t>&gt;&gt; Section0 - Identification et renseignements de controle</w:t>
-      </w:r>
-    </w:p>
-    <w:p>
-      <w:pPr>
-        <w:ind w:left="283"/>
-      </w:pPr>
-      <w:r>
-        <w:rPr>
-          <w:sz w:val="20"/>
-        </w:rPr>
-        <w:t>- Vous avez declaré que le questionnaire est complètement fini mais le questionnaire est en statut partiel, prière de mettre le questionnaire en statut complet s'il est fini.</w:t>
-      </w:r>
-    </w:p>
-    <w:p>
-      <w:r>
-        <w:rPr>
-          <w:b/>
-          <w:color w:val="4672C4"/>
-          <w:sz w:val="22"/>
-        </w:rPr>
         <w:t>&gt;&gt; Section1 - Caracteristiques des membres</w:t>
       </w:r>
     </w:p>
@@ -6722,7 +6618,7 @@
         <w:rPr>
           <w:sz w:val="20"/>
         </w:rPr>
-        <w:t>- Attention ! Le prix unitaire d'achat (100 Fcfa) de Citron en Pièce (Petit) est relativement élevé par rapport aux autres prix observés dans cette zone. Prière de corriger ou de confirmer avec le QG. Attention ! Le prix unitaire d'achat (200 Fcfa) de Autres légumes en feuilles en Sachets (Petit) est relativement élevé par rapport aux autres prix observés dans cette zone. Prière de corriger ou de confirmer avec le QG. Attention ! Soupçons de quantité anormale! Le ménage de mamadou alioune diallo avec une taille de 4 personnes a consommé 1 Kg en taille unique de Pâte d'arachide qui est relativement élevé comme consommation par rapport à la condition de vie des autres ménages de même taille dans cette zone. Prière de corriger ou de confirmer avec le QG. Attention ! Soupçons de quantité anormale! Le ménage de mamadou alioune diallo avec une taille de 4 personnes a consommé 28 Cube en Moyen de Cube alimentaire (Maggi, Jumbo, ) qui est relativement élevé comme consommation par rapport à la condition de vie des autres ménages de même taille dans cette zone. Prière de corriger ou de confirmer avec le QG. Avertissement!! Les quantités du Thé en feuille consommées en Sachets industriel semble incoherent car les ménages consomment géneralement en sachet ou en paquet, prière de corriger ou confirmer avec le QG. Incohérence!! Dans ce ménage, chaque individus consomme par jour 1.482143 Kg  de cereale; Prière de revoir les quantités prises de ces produits.</w:t>
+        <w:t>- Attention ! Le prix unitaire d'achat (100 Fcfa) de Citron en Pièce (Petit) est relativement élevé par rapport aux autres prix observés dans cette zone. Prière de corriger ou de confirmer avec le QG. Attention ! Le prix unitaire d'achat (100 Fcfa) de Moutarde en Sachets (Petit) est relativement élevé par rapport aux autres prix observés dans cette zone. Prière de corriger ou de confirmer avec le QG. Attention ! Le prix unitaire d'achat (37.5 Fcfa) de Cube alimentaire (Maggi, Jumbo, ) en Cube (Moyen) est relativement élevé par rapport aux autres prix observés dans cette zone. Prière de corriger ou de confirmer avec le QG. Attention ! Soupçons de quantité anormale! Le ménage de mamadou alioune diallo avec une taille de 4 personnes a consommé 28 Cube en Moyen de Cube alimentaire (Maggi, Jumbo, ) qui est relativement élevé comme consommation par rapport à la condition de vie des autres ménages de même taille dans cette zone. Prière de corriger ou de confirmer avec le QG. Attention ! Soupçons de quantité anormale! Le ménage de mamadou alioune diallo avec une taille de 4 personnes a consommé 1 Kg en taille unique de Pâte d'arachide qui est relativement élevé comme consommation par rapport à la condition de vie des autres ménages de même taille dans cette zone. Prière de corriger ou de confirmer avec le QG. Attention ! Soupçons de quantité anormale! Le ménage de mamadou alioune diallo avec une taille de 4 personnes a consommé 4 Tas en Petit de Gombo frais qui est relativement élevé comme consommation par rapport à la condition de vie des autres ménages de même taille dans cette zone. Prière de corriger ou de confirmer avec le QG. Attention ! Soupçons de quantité anormale! Le ménage de mamadou alioune diallo avec une taille de 4 personnes a consommé 5 Sachets en Petit de Tomate fraîche qui est relativement élevé comme consommation par rapport à la condition de vie des autres ménages de même taille dans cette zone. Prière de corriger ou de confirmer avec le QG. Avertissement!! Les quantités du Thé en feuille consommées en Sachets industriel semble incoherent car les ménages consomment géneralement en sachet ou en paquet, prière de corriger ou confirmer avec le QG. Incohérence!! Dans ce ménage, chaque individus consomme par jour 1.482143 Kg  de cereale; Prière de revoir les quantités prises de ces produits.</w:t>
       </w:r>
     </w:p>
     <w:p>
@@ -7341,7 +7237,7 @@
         <w:rPr>
           <w:sz w:val="20"/>
         </w:rPr>
-        <w:t>- Attention ! Soupçons de quantité anormale! Le ménage de FALLOU MBOUP avec une taille de 4 personnes a consommé 4 Sachets en Petit de Niébé/Haricots secs qui est relativement élevé comme consommation par rapport à la condition de vie des autres ménages de même taille dans cette zone. Prière de corriger ou de confirmer avec le QG. Incohérence!! Dans ce ménage, chaque individus consomme par jour 1.6875 Kg  de cereale; Prière de revoir les quantités prises de ces produits.</w:t>
+        <w:t>- Attention ! Soupçons de quantité anormale! Le ménage de FALLOU MBOUP avec une taille de 4 personnes a consommé 21 Sachets en Petit de Lait en poudre qui est relativement élevé comme consommation par rapport à la condition de vie des autres ménages de même taille dans cette zone. Prière de corriger ou de confirmer avec le QG. Attention ! Soupçons de quantité anormale! Le ménage de FALLOU MBOUP avec une taille de 4 personnes a consommé 4 Sachets en Petit de Niébé/Haricots secs qui est relativement élevé comme consommation par rapport à la condition de vie des autres ménages de même taille dans cette zone. Prière de corriger ou de confirmer avec le QG. Incohérence!! Dans ce ménage, chaque individus consomme par jour 1.6875 Kg  de cereale; Prière de revoir les quantités prises de ces produits.</w:t>
       </w:r>
     </w:p>
     <w:p>
@@ -7895,7 +7791,7 @@
         <w:rPr>
           <w:sz w:val="20"/>
         </w:rPr>
-        <w:t>- Attention ! Le prix unitaire d'achat (2916.667 Fcfa) de Huile de soja  en Litre (taille unique) est relativement élevé par rapport aux autres prix observés dans cette zone. Prière de corriger ou de confirmer avec le QG. Attention ! Le prix unitaire d'achat (33.33333 Fcfa) de Citron en Pièce (Petit) est relativement faible par rapport aux autres prix observés dans cette zone. Prière de corriger ou de confirmer avec le QG. Attention ! Le prix unitaire d'achat (50 Fcfa) de Cube alimentaire (Maggi, Jumbo, ) en Cube (Moyen) est relativement élevé par rapport aux autres prix observés dans cette zone. Prière de corriger ou de confirmer avec le QG. Attention ! Soupçons de quantité anormale! Le ménage de HAMADY DIALLO avec une taille de 3 personnes a consommé 2 Sachets en Petit de Sel qui est relativement élevé comme consommation par rapport à la condition de vie des autres ménages de même taille dans cette zone. Prière de corriger ou de confirmer avec le QG. Incohérence!! Dans ce ménage, chaque individus consomme par jour 2.845238 Kg  de cereale; Prière de revoir les quantités prises de ces produits. Attention ! Le prix unitaire d'achat (13500 Fcfa) de Riz importé parfumé en Sac (25 Kg) (taille unique) est relativement élevé par rapport aux autres prix observés dans cette zone. Prière de corriger ou de confirmer avec le QG.</w:t>
+        <w:t>- Attention ! Le prix unitaire d'achat (2916.667 Fcfa) de Huile de soja  en Litre (taille unique) est relativement élevé par rapport aux autres prix observés dans cette zone. Prière de corriger ou de confirmer avec le QG. Attention ! Le prix unitaire d'achat (33.33333 Fcfa) de Citron en Pièce (Petit) est relativement faible par rapport aux autres prix observés dans cette zone. Prière de corriger ou de confirmer avec le QG. Attention ! Le prix unitaire d'achat (50 Fcfa) de Cube alimentaire (Maggi, Jumbo, ) en Cube (Moyen) est relativement élevé par rapport aux autres prix observés dans cette zone. Prière de corriger ou de confirmer avec le QG. Attention ! Soupçons de quantité anormale! Le ménage de HAMADY DIALLO avec une taille de 3 personnes a consommé 2 Sachets en Petit de Sel qui est relativement élevé comme consommation par rapport à la condition de vie des autres ménages de même taille dans cette zone. Prière de corriger ou de confirmer avec le QG. Incohérence!! Dans ce ménage, chaque individus consomme par jour 2.845238 Kg  de cereale; Prière de revoir les quantités prises de ces produits.</w:t>
       </w:r>
     </w:p>
     <w:p>
